--- a/docs/entreprise/prise-en-main/Quantinvo-prise-en-main-superviseur.docx
+++ b/docs/entreprise/prise-en-main/Quantinvo-prise-en-main-superviseur.docx
@@ -46,7 +46,7 @@
                 <wp:inline distT="0" distB="0" distL="0" distR="0">
                   <wp:extent cx="323850" cy="323850"/>
                   <wp:effectExtent t="0" r="0" b="0" l="0"/>
-                  <wp:docPr id="17" name="" descr="" title=""/>
+                  <wp:docPr id="18" name="" descr="" title=""/>
                   <wp:cNvGraphicFramePr>
                     <a:graphicFrameLocks xmlns:a="http://schemas.openxmlformats.org/drawingml/2006/main" noChangeAspect="1"/>
                   </wp:cNvGraphicFramePr>
@@ -1469,7 +1469,7 @@
                 <w:sz w:val="20"/>
                 <w:szCs w:val="20"/>
               </w:rPr>
-              <w:t xml:space="preserve">Arbitrer les écarts d'audit, puis clôturer</w:t>
+              <w:t xml:space="preserve">Arbitrer les écarts d'audit</w:t>
             </w:r>
           </w:p>
           <w:p>
@@ -1483,7 +1483,7 @@
                 <w:sz w:val="18"/>
                 <w:szCs w:val="18"/>
               </w:rPr>
-              <w:t xml:space="preserve">Quand un second passage ne donne pas le même compte que le premier, l'écran les oppose balise par balise : on retient le compteur, l'auditeur, ou une troisième quantité. À la clôture, l'inventaire passe en lecture seule et le rapport se fige.</w:t>
+              <w:t xml:space="preserve">Quand un second passage ne donne pas le même compte que le premier, l'écran les oppose balise par balise : on retient le compteur, l'auditeur, ou une troisième quantité. Un écart non arbitré part dans le rapport avec la quantité de l'auditeur.</w:t>
             </w:r>
           </w:p>
           <w:p>
@@ -1500,6 +1500,194 @@
                 <w:szCs w:val="16"/>
               </w:rPr>
               <w:t xml:space="preserve">« Les écarts se comparent balise par balise », en tête de l’écran.</w:t>
+            </w:r>
+          </w:p>
+        </w:tc>
+      </w:tr>
+      <w:tr>
+        <w:tc>
+          <w:tcPr>
+            <w:tcW w:type="dxa" w:w="1700"/>
+            <w:tcBorders>
+              <w:top w:val="none" w:color="FFFFFF" w:sz="0"/>
+              <w:left w:val="none" w:color="FFFFFF" w:sz="0"/>
+              <w:bottom w:val="none" w:color="FFFFFF" w:sz="0"/>
+              <w:right w:val="none" w:color="FFFFFF" w:sz="0"/>
+            </w:tcBorders>
+            <w:tcMar>
+              <w:top w:type="dxa" w:w="0"/>
+              <w:left w:type="dxa" w:w="0"/>
+              <w:bottom w:type="dxa" w:w="0"/>
+              <w:right w:type="dxa" w:w="0"/>
+            </w:tcMar>
+            <w:vAlign w:val="top"/>
+          </w:tcPr>
+          <w:p>
+            <w:pPr>
+              <w:spacing w:after="160"/>
+            </w:pPr>
+          </w:p>
+        </w:tc>
+        <w:tc>
+          <w:tcPr>
+            <w:tcW w:type="dxa" w:w="8503"/>
+            <w:tcBorders>
+              <w:top w:val="none" w:color="FFFFFF" w:sz="0"/>
+              <w:left w:val="none" w:color="FFFFFF" w:sz="0"/>
+              <w:bottom w:val="none" w:color="FFFFFF" w:sz="0"/>
+              <w:right w:val="none" w:color="FFFFFF" w:sz="0"/>
+            </w:tcBorders>
+            <w:tcMar>
+              <w:top w:type="dxa" w:w="0"/>
+              <w:left w:type="dxa" w:w="0"/>
+              <w:bottom w:type="dxa" w:w="0"/>
+              <w:right w:type="dxa" w:w="0"/>
+            </w:tcMar>
+            <w:vAlign w:val="top"/>
+          </w:tcPr>
+          <w:p>
+            <w:r>
+              <w:t xml:space="preserve"/>
+            </w:r>
+          </w:p>
+        </w:tc>
+      </w:tr>
+      <w:tr>
+        <w:tc>
+          <w:tcPr>
+            <w:tcW w:type="dxa" w:w="1700"/>
+            <w:tcBorders>
+              <w:top w:val="none" w:color="FFFFFF" w:sz="0"/>
+              <w:left w:val="none" w:color="FFFFFF" w:sz="0"/>
+              <w:bottom w:val="none" w:color="FFFFFF" w:sz="0"/>
+              <w:right w:val="none" w:color="FFFFFF" w:sz="0"/>
+            </w:tcBorders>
+            <w:tcMar>
+              <w:top w:type="dxa" w:w="0"/>
+              <w:left w:type="dxa" w:w="0"/>
+              <w:bottom w:type="dxa" w:w="0"/>
+              <w:right w:type="dxa" w:w="226"/>
+            </w:tcMar>
+            <w:vAlign w:val="top"/>
+          </w:tcPr>
+          <w:p>
+            <w:pPr>
+              <w:spacing w:after="0"/>
+            </w:pPr>
+            <w:r>
+              <w:drawing>
+                <wp:inline distT="0" distB="0" distL="0" distR="0">
+                  <wp:extent cx="701989" cy="1525475"/>
+                  <wp:effectExtent t="0" r="0" b="0" l="0"/>
+                  <wp:docPr id="17" name="" descr="" title=""/>
+                  <wp:cNvGraphicFramePr>
+                    <a:graphicFrameLocks xmlns:a="http://schemas.openxmlformats.org/drawingml/2006/main" noChangeAspect="1"/>
+                  </wp:cNvGraphicFramePr>
+                  <a:graphic xmlns:a="http://schemas.openxmlformats.org/drawingml/2006/main">
+                    <a:graphicData uri="http://schemas.openxmlformats.org/drawingml/2006/picture">
+                      <pic:pic xmlns:pic="http://schemas.openxmlformats.org/drawingml/2006/picture">
+                        <pic:nvPicPr>
+                          <pic:cNvPr id="0" name="" descr=""/>
+                          <pic:cNvPicPr>
+                            <a:picLocks noChangeAspect="1" noChangeArrowheads="1"/>
+                          </pic:cNvPicPr>
+                        </pic:nvPicPr>
+                        <pic:blipFill>
+                          <a:blip r:embed="rId15" cstate="none"/>
+                          <a:srcRect/>
+                          <a:stretch>
+                            <a:fillRect/>
+                          </a:stretch>
+                        </pic:blipFill>
+                        <pic:spPr bwMode="auto">
+                          <a:xfrm>
+                            <a:off x="0" y="0"/>
+                            <a:ext cx="701989" cy="1525475"/>
+                          </a:xfrm>
+                          <a:prstGeom prst="rect">
+                            <a:avLst/>
+                          </a:prstGeom>
+                        </pic:spPr>
+                      </pic:pic>
+                    </a:graphicData>
+                  </a:graphic>
+                </wp:inline>
+              </w:drawing>
+            </w:r>
+          </w:p>
+        </w:tc>
+        <w:tc>
+          <w:tcPr>
+            <w:tcW w:type="dxa" w:w="8503"/>
+            <w:tcBorders>
+              <w:top w:val="none" w:color="FFFFFF" w:sz="0"/>
+              <w:left w:val="none" w:color="FFFFFF" w:sz="0"/>
+              <w:bottom w:val="none" w:color="FFFFFF" w:sz="0"/>
+              <w:right w:val="none" w:color="FFFFFF" w:sz="0"/>
+            </w:tcBorders>
+            <w:tcMar>
+              <w:top w:type="dxa" w:w="0"/>
+              <w:left w:type="dxa" w:w="0"/>
+              <w:bottom w:type="dxa" w:w="0"/>
+              <w:right w:type="dxa" w:w="0"/>
+            </w:tcMar>
+            <w:vAlign w:val="top"/>
+          </w:tcPr>
+          <w:p>
+            <w:pPr>
+              <w:spacing w:after="70" w:before="0"/>
+            </w:pPr>
+            <w:r>
+              <w:rPr>
+                <w:rFonts w:ascii="Arial" w:cs="Arial" w:eastAsia="Arial" w:hAnsi="Arial"/>
+                <w:b/>
+                <w:bCs/>
+                <w:color w:val="1E4D3B"/>
+                <w:sz w:val="20"/>
+                <w:szCs w:val="20"/>
+              </w:rPr>
+              <w:t xml:space="preserve">8. </w:t>
+            </w:r>
+            <w:r>
+              <w:rPr>
+                <w:rFonts w:ascii="Arial" w:cs="Arial" w:eastAsia="Arial" w:hAnsi="Arial"/>
+                <w:b/>
+                <w:bCs/>
+                <w:color w:val="14181A"/>
+                <w:sz w:val="20"/>
+                <w:szCs w:val="20"/>
+              </w:rPr>
+              <w:t xml:space="preserve">Clôturer, et lire le rapport</w:t>
+            </w:r>
+          </w:p>
+          <w:p>
+            <w:pPr>
+              <w:spacing w:after="70" w:before="0" w:line="280"/>
+            </w:pPr>
+            <w:r>
+              <w:rPr>
+                <w:rFonts w:ascii="Arial" w:cs="Arial" w:eastAsia="Arial" w:hAnsi="Arial"/>
+                <w:color w:val="3A423F"/>
+                <w:sz w:val="18"/>
+                <w:szCs w:val="18"/>
+              </w:rPr>
+              <w:t xml:space="preserve">À la clôture, l'inventaire passe en lecture seule et le rapport se fige. Il donne le théorique, le compté, l'écart en unités et en valeur d'achat, puis le détail article par article — et s'exporte en tableur.</w:t>
+            </w:r>
+          </w:p>
+          <w:p>
+            <w:pPr>
+              <w:spacing w:after="0" w:before="0"/>
+            </w:pPr>
+            <w:r>
+              <w:rPr>
+                <w:rFonts w:ascii="Arial" w:cs="Arial" w:eastAsia="Arial" w:hAnsi="Arial"/>
+                <w:i/>
+                <w:iCs/>
+                <w:color w:val="575F5C"/>
+                <w:sz w:val="16"/>
+                <w:szCs w:val="16"/>
+              </w:rPr>
+              <w:t xml:space="preserve">« Exporter le rapport Excel », sous les quatre totaux.</w:t>
             </w:r>
           </w:p>
         </w:tc>
@@ -1556,7 +1744,7 @@
                 <wp:inline distT="0" distB="0" distL="0" distR="0">
                   <wp:extent cx="701989" cy="701989"/>
                   <wp:effectExtent t="0" r="0" b="0" l="0"/>
-                  <wp:docPr id="18" name="" descr="" title=""/>
+                  <wp:docPr id="19" name="" descr="" title=""/>
                   <wp:cNvGraphicFramePr>
                     <a:graphicFrameLocks xmlns:a="http://schemas.openxmlformats.org/drawingml/2006/main" noChangeAspect="1"/>
                   </wp:cNvGraphicFramePr>
@@ -1570,7 +1758,7 @@
                           </pic:cNvPicPr>
                         </pic:nvPicPr>
                         <pic:blipFill>
-                          <a:blip r:embed="rId15" cstate="none"/>
+                          <a:blip r:embed="rId16" cstate="none"/>
                           <a:srcRect/>
                           <a:stretch>
                             <a:fillRect/>

--- a/docs/entreprise/prise-en-main/Quantinvo-prise-en-main-superviseur.docx
+++ b/docs/entreprise/prise-en-main/Quantinvo-prise-en-main-superviseur.docx
@@ -171,12 +171,12 @@
         <w:pBdr>
           <w:bottom w:val="single" w:color="14181A" w:sz="8" w:space="6"/>
         </w:pBdr>
-        <w:spacing w:after="60" w:before="0"/>
+        <w:spacing w:after="60" w:before="0" w:line="20"/>
       </w:pPr>
     </w:p>
     <w:p>
       <w:pPr>
-        <w:spacing w:after="90" w:before="180"/>
+        <w:spacing w:after="80" w:before="110"/>
       </w:pPr>
       <w:r>
         <w:rPr>
@@ -206,7 +206,7 @@
     </w:p>
     <w:p>
       <w:pPr>
-        <w:spacing w:after="220" w:before="0"/>
+        <w:spacing w:after="150" w:before="0"/>
       </w:pPr>
       <w:r>
         <w:rPr>
@@ -222,7 +222,7 @@
     </w:p>
     <w:tbl>
       <w:tblPr>
-        <w:tblW w:type="dxa" w:w="10203"/>
+        <w:tblW w:type="dxa" w:w="10204"/>
         <w:tblBorders>
           <w:top w:val="none" w:color="FFFFFF" w:sz="0"/>
           <w:left w:val="none" w:color="FFFFFF" w:sz="0"/>
@@ -233,24 +233,24 @@
         </w:tblBorders>
       </w:tblPr>
       <w:tblGrid>
-        <w:gridCol w:w="1700"/>
-        <w:gridCol w:w="8503"/>
+        <w:gridCol w:w="2211"/>
+        <w:gridCol w:w="7993"/>
       </w:tblGrid>
       <w:tr>
         <w:tc>
           <w:tcPr>
-            <w:tcW w:type="dxa" w:w="1700"/>
-            <w:tcBorders>
-              <w:top w:val="none" w:color="FFFFFF" w:sz="0"/>
-              <w:left w:val="none" w:color="FFFFFF" w:sz="0"/>
-              <w:bottom w:val="none" w:color="FFFFFF" w:sz="0"/>
-              <w:right w:val="none" w:color="FFFFFF" w:sz="0"/>
-            </w:tcBorders>
-            <w:tcMar>
-              <w:top w:type="dxa" w:w="0"/>
-              <w:left w:type="dxa" w:w="0"/>
-              <w:bottom w:type="dxa" w:w="0"/>
-              <w:right w:type="dxa" w:w="226"/>
+            <w:tcW w:type="dxa" w:w="2211"/>
+            <w:tcBorders>
+              <w:top w:val="none" w:color="FFFFFF" w:sz="0"/>
+              <w:left w:val="none" w:color="FFFFFF" w:sz="0"/>
+              <w:bottom w:val="none" w:color="FFFFFF" w:sz="0"/>
+              <w:right w:val="none" w:color="FFFFFF" w:sz="0"/>
+            </w:tcBorders>
+            <w:tcMar>
+              <w:top w:type="dxa" w:w="0"/>
+              <w:left w:type="dxa" w:w="0"/>
+              <w:bottom w:type="dxa" w:w="0"/>
+              <w:right w:type="dxa" w:w="283"/>
             </w:tcMar>
             <w:vAlign w:val="top"/>
           </w:tcPr>
@@ -261,7 +261,7 @@
             <w:r>
               <w:drawing>
                 <wp:inline distT="0" distB="0" distL="0" distR="0">
-                  <wp:extent cx="701989" cy="1525475"/>
+                  <wp:extent cx="1224000" cy="2584427"/>
                   <wp:effectExtent t="0" r="0" b="0" l="0"/>
                   <wp:docPr id="10" name="" descr="" title=""/>
                   <wp:cNvGraphicFramePr>
@@ -286,7 +286,7 @@
                         <pic:spPr bwMode="auto">
                           <a:xfrm>
                             <a:off x="0" y="0"/>
-                            <a:ext cx="701989" cy="1525475"/>
+                            <a:ext cx="1224000" cy="2584427"/>
                           </a:xfrm>
                           <a:prstGeom prst="rect">
                             <a:avLst/>
@@ -302,7 +302,7 @@
         </w:tc>
         <w:tc>
           <w:tcPr>
-            <w:tcW w:type="dxa" w:w="8503"/>
+            <w:tcW w:type="dxa" w:w="7993"/>
             <w:tcBorders>
               <w:top w:val="none" w:color="FFFFFF" w:sz="0"/>
               <w:left w:val="none" w:color="FFFFFF" w:sz="0"/>
@@ -315,7 +315,7 @@
               <w:bottom w:type="dxa" w:w="0"/>
               <w:right w:type="dxa" w:w="0"/>
             </w:tcMar>
-            <w:vAlign w:val="top"/>
+            <w:vAlign w:val="center"/>
           </w:tcPr>
           <w:p>
             <w:pPr>
@@ -379,7 +379,7 @@
       <w:tr>
         <w:tc>
           <w:tcPr>
-            <w:tcW w:type="dxa" w:w="1700"/>
+            <w:tcW w:type="dxa" w:w="2211"/>
             <w:tcBorders>
               <w:top w:val="none" w:color="FFFFFF" w:sz="0"/>
               <w:left w:val="none" w:color="FFFFFF" w:sz="0"/>
@@ -396,13 +396,13 @@
           </w:tcPr>
           <w:p>
             <w:pPr>
-              <w:spacing w:after="160"/>
-            </w:pPr>
-          </w:p>
-        </w:tc>
-        <w:tc>
-          <w:tcPr>
-            <w:tcW w:type="dxa" w:w="8503"/>
+              <w:spacing w:after="130" w:line="20"/>
+            </w:pPr>
+          </w:p>
+        </w:tc>
+        <w:tc>
+          <w:tcPr>
+            <w:tcW w:type="dxa" w:w="7993"/>
             <w:tcBorders>
               <w:top w:val="none" w:color="FFFFFF" w:sz="0"/>
               <w:left w:val="none" w:color="FFFFFF" w:sz="0"/>
@@ -427,18 +427,18 @@
       <w:tr>
         <w:tc>
           <w:tcPr>
-            <w:tcW w:type="dxa" w:w="1700"/>
-            <w:tcBorders>
-              <w:top w:val="none" w:color="FFFFFF" w:sz="0"/>
-              <w:left w:val="none" w:color="FFFFFF" w:sz="0"/>
-              <w:bottom w:val="none" w:color="FFFFFF" w:sz="0"/>
-              <w:right w:val="none" w:color="FFFFFF" w:sz="0"/>
-            </w:tcBorders>
-            <w:tcMar>
-              <w:top w:type="dxa" w:w="0"/>
-              <w:left w:type="dxa" w:w="0"/>
-              <w:bottom w:type="dxa" w:w="0"/>
-              <w:right w:type="dxa" w:w="226"/>
+            <w:tcW w:type="dxa" w:w="2211"/>
+            <w:tcBorders>
+              <w:top w:val="none" w:color="FFFFFF" w:sz="0"/>
+              <w:left w:val="none" w:color="FFFFFF" w:sz="0"/>
+              <w:bottom w:val="none" w:color="FFFFFF" w:sz="0"/>
+              <w:right w:val="none" w:color="FFFFFF" w:sz="0"/>
+            </w:tcBorders>
+            <w:tcMar>
+              <w:top w:type="dxa" w:w="0"/>
+              <w:left w:type="dxa" w:w="0"/>
+              <w:bottom w:type="dxa" w:w="0"/>
+              <w:right w:type="dxa" w:w="283"/>
             </w:tcMar>
             <w:vAlign w:val="top"/>
           </w:tcPr>
@@ -449,7 +449,7 @@
             <w:r>
               <w:drawing>
                 <wp:inline distT="0" distB="0" distL="0" distR="0">
-                  <wp:extent cx="701989" cy="1525475"/>
+                  <wp:extent cx="1224000" cy="2584427"/>
                   <wp:effectExtent t="0" r="0" b="0" l="0"/>
                   <wp:docPr id="11" name="" descr="" title=""/>
                   <wp:cNvGraphicFramePr>
@@ -474,7 +474,7 @@
                         <pic:spPr bwMode="auto">
                           <a:xfrm>
                             <a:off x="0" y="0"/>
-                            <a:ext cx="701989" cy="1525475"/>
+                            <a:ext cx="1224000" cy="2584427"/>
                           </a:xfrm>
                           <a:prstGeom prst="rect">
                             <a:avLst/>
@@ -490,7 +490,7 @@
         </w:tc>
         <w:tc>
           <w:tcPr>
-            <w:tcW w:type="dxa" w:w="8503"/>
+            <w:tcW w:type="dxa" w:w="7993"/>
             <w:tcBorders>
               <w:top w:val="none" w:color="FFFFFF" w:sz="0"/>
               <w:left w:val="none" w:color="FFFFFF" w:sz="0"/>
@@ -503,7 +503,7 @@
               <w:bottom w:type="dxa" w:w="0"/>
               <w:right w:type="dxa" w:w="0"/>
             </w:tcMar>
-            <w:vAlign w:val="top"/>
+            <w:vAlign w:val="center"/>
           </w:tcPr>
           <w:p>
             <w:pPr>
@@ -567,7 +567,7 @@
       <w:tr>
         <w:tc>
           <w:tcPr>
-            <w:tcW w:type="dxa" w:w="1700"/>
+            <w:tcW w:type="dxa" w:w="2211"/>
             <w:tcBorders>
               <w:top w:val="none" w:color="FFFFFF" w:sz="0"/>
               <w:left w:val="none" w:color="FFFFFF" w:sz="0"/>
@@ -584,13 +584,13 @@
           </w:tcPr>
           <w:p>
             <w:pPr>
-              <w:spacing w:after="160"/>
-            </w:pPr>
-          </w:p>
-        </w:tc>
-        <w:tc>
-          <w:tcPr>
-            <w:tcW w:type="dxa" w:w="8503"/>
+              <w:spacing w:after="130" w:line="20"/>
+            </w:pPr>
+          </w:p>
+        </w:tc>
+        <w:tc>
+          <w:tcPr>
+            <w:tcW w:type="dxa" w:w="7993"/>
             <w:tcBorders>
               <w:top w:val="none" w:color="FFFFFF" w:sz="0"/>
               <w:left w:val="none" w:color="FFFFFF" w:sz="0"/>
@@ -615,18 +615,18 @@
       <w:tr>
         <w:tc>
           <w:tcPr>
-            <w:tcW w:type="dxa" w:w="1700"/>
-            <w:tcBorders>
-              <w:top w:val="none" w:color="FFFFFF" w:sz="0"/>
-              <w:left w:val="none" w:color="FFFFFF" w:sz="0"/>
-              <w:bottom w:val="none" w:color="FFFFFF" w:sz="0"/>
-              <w:right w:val="none" w:color="FFFFFF" w:sz="0"/>
-            </w:tcBorders>
-            <w:tcMar>
-              <w:top w:type="dxa" w:w="0"/>
-              <w:left w:type="dxa" w:w="0"/>
-              <w:bottom w:type="dxa" w:w="0"/>
-              <w:right w:type="dxa" w:w="226"/>
+            <w:tcW w:type="dxa" w:w="2211"/>
+            <w:tcBorders>
+              <w:top w:val="none" w:color="FFFFFF" w:sz="0"/>
+              <w:left w:val="none" w:color="FFFFFF" w:sz="0"/>
+              <w:bottom w:val="none" w:color="FFFFFF" w:sz="0"/>
+              <w:right w:val="none" w:color="FFFFFF" w:sz="0"/>
+            </w:tcBorders>
+            <w:tcMar>
+              <w:top w:type="dxa" w:w="0"/>
+              <w:left w:type="dxa" w:w="0"/>
+              <w:bottom w:type="dxa" w:w="0"/>
+              <w:right w:type="dxa" w:w="283"/>
             </w:tcMar>
             <w:vAlign w:val="top"/>
           </w:tcPr>
@@ -637,7 +637,7 @@
             <w:r>
               <w:drawing>
                 <wp:inline distT="0" distB="0" distL="0" distR="0">
-                  <wp:extent cx="701989" cy="1525475"/>
+                  <wp:extent cx="1224000" cy="2584427"/>
                   <wp:effectExtent t="0" r="0" b="0" l="0"/>
                   <wp:docPr id="12" name="" descr="" title=""/>
                   <wp:cNvGraphicFramePr>
@@ -662,7 +662,7 @@
                         <pic:spPr bwMode="auto">
                           <a:xfrm>
                             <a:off x="0" y="0"/>
-                            <a:ext cx="701989" cy="1525475"/>
+                            <a:ext cx="1224000" cy="2584427"/>
                           </a:xfrm>
                           <a:prstGeom prst="rect">
                             <a:avLst/>
@@ -678,7 +678,7 @@
         </w:tc>
         <w:tc>
           <w:tcPr>
-            <w:tcW w:type="dxa" w:w="8503"/>
+            <w:tcW w:type="dxa" w:w="7993"/>
             <w:tcBorders>
               <w:top w:val="none" w:color="FFFFFF" w:sz="0"/>
               <w:left w:val="none" w:color="FFFFFF" w:sz="0"/>
@@ -691,7 +691,7 @@
               <w:bottom w:type="dxa" w:w="0"/>
               <w:right w:type="dxa" w:w="0"/>
             </w:tcMar>
-            <w:vAlign w:val="top"/>
+            <w:vAlign w:val="center"/>
           </w:tcPr>
           <w:p>
             <w:pPr>
@@ -755,7 +755,7 @@
       <w:tr>
         <w:tc>
           <w:tcPr>
-            <w:tcW w:type="dxa" w:w="1700"/>
+            <w:tcW w:type="dxa" w:w="2211"/>
             <w:tcBorders>
               <w:top w:val="none" w:color="FFFFFF" w:sz="0"/>
               <w:left w:val="none" w:color="FFFFFF" w:sz="0"/>
@@ -772,13 +772,13 @@
           </w:tcPr>
           <w:p>
             <w:pPr>
-              <w:spacing w:after="160"/>
-            </w:pPr>
-          </w:p>
-        </w:tc>
-        <w:tc>
-          <w:tcPr>
-            <w:tcW w:type="dxa" w:w="8503"/>
+              <w:spacing w:after="130" w:line="20"/>
+            </w:pPr>
+          </w:p>
+        </w:tc>
+        <w:tc>
+          <w:tcPr>
+            <w:tcW w:type="dxa" w:w="7993"/>
             <w:tcBorders>
               <w:top w:val="none" w:color="FFFFFF" w:sz="0"/>
               <w:left w:val="none" w:color="FFFFFF" w:sz="0"/>
@@ -803,18 +803,18 @@
       <w:tr>
         <w:tc>
           <w:tcPr>
-            <w:tcW w:type="dxa" w:w="1700"/>
-            <w:tcBorders>
-              <w:top w:val="none" w:color="FFFFFF" w:sz="0"/>
-              <w:left w:val="none" w:color="FFFFFF" w:sz="0"/>
-              <w:bottom w:val="none" w:color="FFFFFF" w:sz="0"/>
-              <w:right w:val="none" w:color="FFFFFF" w:sz="0"/>
-            </w:tcBorders>
-            <w:tcMar>
-              <w:top w:type="dxa" w:w="0"/>
-              <w:left w:type="dxa" w:w="0"/>
-              <w:bottom w:type="dxa" w:w="0"/>
-              <w:right w:type="dxa" w:w="226"/>
+            <w:tcW w:type="dxa" w:w="2211"/>
+            <w:tcBorders>
+              <w:top w:val="none" w:color="FFFFFF" w:sz="0"/>
+              <w:left w:val="none" w:color="FFFFFF" w:sz="0"/>
+              <w:bottom w:val="none" w:color="FFFFFF" w:sz="0"/>
+              <w:right w:val="none" w:color="FFFFFF" w:sz="0"/>
+            </w:tcBorders>
+            <w:tcMar>
+              <w:top w:type="dxa" w:w="0"/>
+              <w:left w:type="dxa" w:w="0"/>
+              <w:bottom w:type="dxa" w:w="0"/>
+              <w:right w:type="dxa" w:w="283"/>
             </w:tcMar>
             <w:vAlign w:val="top"/>
           </w:tcPr>
@@ -825,7 +825,7 @@
             <w:r>
               <w:drawing>
                 <wp:inline distT="0" distB="0" distL="0" distR="0">
-                  <wp:extent cx="701989" cy="1525475"/>
+                  <wp:extent cx="1224000" cy="2584427"/>
                   <wp:effectExtent t="0" r="0" b="0" l="0"/>
                   <wp:docPr id="13" name="" descr="" title=""/>
                   <wp:cNvGraphicFramePr>
@@ -850,7 +850,7 @@
                         <pic:spPr bwMode="auto">
                           <a:xfrm>
                             <a:off x="0" y="0"/>
-                            <a:ext cx="701989" cy="1525475"/>
+                            <a:ext cx="1224000" cy="2584427"/>
                           </a:xfrm>
                           <a:prstGeom prst="rect">
                             <a:avLst/>
@@ -866,7 +866,7 @@
         </w:tc>
         <w:tc>
           <w:tcPr>
-            <w:tcW w:type="dxa" w:w="8503"/>
+            <w:tcW w:type="dxa" w:w="7993"/>
             <w:tcBorders>
               <w:top w:val="none" w:color="FFFFFF" w:sz="0"/>
               <w:left w:val="none" w:color="FFFFFF" w:sz="0"/>
@@ -879,7 +879,7 @@
               <w:bottom w:type="dxa" w:w="0"/>
               <w:right w:type="dxa" w:w="0"/>
             </w:tcMar>
-            <w:vAlign w:val="top"/>
+            <w:vAlign w:val="center"/>
           </w:tcPr>
           <w:p>
             <w:pPr>
@@ -943,7 +943,7 @@
       <w:tr>
         <w:tc>
           <w:tcPr>
-            <w:tcW w:type="dxa" w:w="1700"/>
+            <w:tcW w:type="dxa" w:w="2211"/>
             <w:tcBorders>
               <w:top w:val="none" w:color="FFFFFF" w:sz="0"/>
               <w:left w:val="none" w:color="FFFFFF" w:sz="0"/>
@@ -960,13 +960,13 @@
           </w:tcPr>
           <w:p>
             <w:pPr>
-              <w:spacing w:after="160"/>
-            </w:pPr>
-          </w:p>
-        </w:tc>
-        <w:tc>
-          <w:tcPr>
-            <w:tcW w:type="dxa" w:w="8503"/>
+              <w:spacing w:after="130" w:line="20"/>
+            </w:pPr>
+          </w:p>
+        </w:tc>
+        <w:tc>
+          <w:tcPr>
+            <w:tcW w:type="dxa" w:w="7993"/>
             <w:tcBorders>
               <w:top w:val="none" w:color="FFFFFF" w:sz="0"/>
               <w:left w:val="none" w:color="FFFFFF" w:sz="0"/>
@@ -991,18 +991,18 @@
       <w:tr>
         <w:tc>
           <w:tcPr>
-            <w:tcW w:type="dxa" w:w="1700"/>
-            <w:tcBorders>
-              <w:top w:val="none" w:color="FFFFFF" w:sz="0"/>
-              <w:left w:val="none" w:color="FFFFFF" w:sz="0"/>
-              <w:bottom w:val="none" w:color="FFFFFF" w:sz="0"/>
-              <w:right w:val="none" w:color="FFFFFF" w:sz="0"/>
-            </w:tcBorders>
-            <w:tcMar>
-              <w:top w:type="dxa" w:w="0"/>
-              <w:left w:type="dxa" w:w="0"/>
-              <w:bottom w:type="dxa" w:w="0"/>
-              <w:right w:type="dxa" w:w="226"/>
+            <w:tcW w:type="dxa" w:w="2211"/>
+            <w:tcBorders>
+              <w:top w:val="none" w:color="FFFFFF" w:sz="0"/>
+              <w:left w:val="none" w:color="FFFFFF" w:sz="0"/>
+              <w:bottom w:val="none" w:color="FFFFFF" w:sz="0"/>
+              <w:right w:val="none" w:color="FFFFFF" w:sz="0"/>
+            </w:tcBorders>
+            <w:tcMar>
+              <w:top w:type="dxa" w:w="0"/>
+              <w:left w:type="dxa" w:w="0"/>
+              <w:bottom w:type="dxa" w:w="0"/>
+              <w:right w:type="dxa" w:w="283"/>
             </w:tcMar>
             <w:vAlign w:val="top"/>
           </w:tcPr>
@@ -1013,7 +1013,7 @@
             <w:r>
               <w:drawing>
                 <wp:inline distT="0" distB="0" distL="0" distR="0">
-                  <wp:extent cx="701989" cy="1525475"/>
+                  <wp:extent cx="1224000" cy="2584427"/>
                   <wp:effectExtent t="0" r="0" b="0" l="0"/>
                   <wp:docPr id="14" name="" descr="" title=""/>
                   <wp:cNvGraphicFramePr>
@@ -1038,7 +1038,7 @@
                         <pic:spPr bwMode="auto">
                           <a:xfrm>
                             <a:off x="0" y="0"/>
-                            <a:ext cx="701989" cy="1525475"/>
+                            <a:ext cx="1224000" cy="2584427"/>
                           </a:xfrm>
                           <a:prstGeom prst="rect">
                             <a:avLst/>
@@ -1054,7 +1054,7 @@
         </w:tc>
         <w:tc>
           <w:tcPr>
-            <w:tcW w:type="dxa" w:w="8503"/>
+            <w:tcW w:type="dxa" w:w="7993"/>
             <w:tcBorders>
               <w:top w:val="none" w:color="FFFFFF" w:sz="0"/>
               <w:left w:val="none" w:color="FFFFFF" w:sz="0"/>
@@ -1067,7 +1067,7 @@
               <w:bottom w:type="dxa" w:w="0"/>
               <w:right w:type="dxa" w:w="0"/>
             </w:tcMar>
-            <w:vAlign w:val="top"/>
+            <w:vAlign w:val="center"/>
           </w:tcPr>
           <w:p>
             <w:pPr>
@@ -1131,7 +1131,7 @@
       <w:tr>
         <w:tc>
           <w:tcPr>
-            <w:tcW w:type="dxa" w:w="1700"/>
+            <w:tcW w:type="dxa" w:w="2211"/>
             <w:tcBorders>
               <w:top w:val="none" w:color="FFFFFF" w:sz="0"/>
               <w:left w:val="none" w:color="FFFFFF" w:sz="0"/>
@@ -1148,13 +1148,13 @@
           </w:tcPr>
           <w:p>
             <w:pPr>
-              <w:spacing w:after="160"/>
-            </w:pPr>
-          </w:p>
-        </w:tc>
-        <w:tc>
-          <w:tcPr>
-            <w:tcW w:type="dxa" w:w="8503"/>
+              <w:spacing w:after="130" w:line="20"/>
+            </w:pPr>
+          </w:p>
+        </w:tc>
+        <w:tc>
+          <w:tcPr>
+            <w:tcW w:type="dxa" w:w="7993"/>
             <w:tcBorders>
               <w:top w:val="none" w:color="FFFFFF" w:sz="0"/>
               <w:left w:val="none" w:color="FFFFFF" w:sz="0"/>
@@ -1179,18 +1179,18 @@
       <w:tr>
         <w:tc>
           <w:tcPr>
-            <w:tcW w:type="dxa" w:w="1700"/>
-            <w:tcBorders>
-              <w:top w:val="none" w:color="FFFFFF" w:sz="0"/>
-              <w:left w:val="none" w:color="FFFFFF" w:sz="0"/>
-              <w:bottom w:val="none" w:color="FFFFFF" w:sz="0"/>
-              <w:right w:val="none" w:color="FFFFFF" w:sz="0"/>
-            </w:tcBorders>
-            <w:tcMar>
-              <w:top w:type="dxa" w:w="0"/>
-              <w:left w:type="dxa" w:w="0"/>
-              <w:bottom w:type="dxa" w:w="0"/>
-              <w:right w:type="dxa" w:w="226"/>
+            <w:tcW w:type="dxa" w:w="2211"/>
+            <w:tcBorders>
+              <w:top w:val="none" w:color="FFFFFF" w:sz="0"/>
+              <w:left w:val="none" w:color="FFFFFF" w:sz="0"/>
+              <w:bottom w:val="none" w:color="FFFFFF" w:sz="0"/>
+              <w:right w:val="none" w:color="FFFFFF" w:sz="0"/>
+            </w:tcBorders>
+            <w:tcMar>
+              <w:top w:type="dxa" w:w="0"/>
+              <w:left w:type="dxa" w:w="0"/>
+              <w:bottom w:type="dxa" w:w="0"/>
+              <w:right w:type="dxa" w:w="283"/>
             </w:tcMar>
             <w:vAlign w:val="top"/>
           </w:tcPr>
@@ -1201,7 +1201,7 @@
             <w:r>
               <w:drawing>
                 <wp:inline distT="0" distB="0" distL="0" distR="0">
-                  <wp:extent cx="701989" cy="1525475"/>
+                  <wp:extent cx="1224000" cy="2584427"/>
                   <wp:effectExtent t="0" r="0" b="0" l="0"/>
                   <wp:docPr id="15" name="" descr="" title=""/>
                   <wp:cNvGraphicFramePr>
@@ -1226,7 +1226,7 @@
                         <pic:spPr bwMode="auto">
                           <a:xfrm>
                             <a:off x="0" y="0"/>
-                            <a:ext cx="701989" cy="1525475"/>
+                            <a:ext cx="1224000" cy="2584427"/>
                           </a:xfrm>
                           <a:prstGeom prst="rect">
                             <a:avLst/>
@@ -1242,7 +1242,7 @@
         </w:tc>
         <w:tc>
           <w:tcPr>
-            <w:tcW w:type="dxa" w:w="8503"/>
+            <w:tcW w:type="dxa" w:w="7993"/>
             <w:tcBorders>
               <w:top w:val="none" w:color="FFFFFF" w:sz="0"/>
               <w:left w:val="none" w:color="FFFFFF" w:sz="0"/>
@@ -1255,7 +1255,7 @@
               <w:bottom w:type="dxa" w:w="0"/>
               <w:right w:type="dxa" w:w="0"/>
             </w:tcMar>
-            <w:vAlign w:val="top"/>
+            <w:vAlign w:val="center"/>
           </w:tcPr>
           <w:p>
             <w:pPr>
@@ -1319,7 +1319,7 @@
       <w:tr>
         <w:tc>
           <w:tcPr>
-            <w:tcW w:type="dxa" w:w="1700"/>
+            <w:tcW w:type="dxa" w:w="2211"/>
             <w:tcBorders>
               <w:top w:val="none" w:color="FFFFFF" w:sz="0"/>
               <w:left w:val="none" w:color="FFFFFF" w:sz="0"/>
@@ -1336,13 +1336,13 @@
           </w:tcPr>
           <w:p>
             <w:pPr>
-              <w:spacing w:after="160"/>
-            </w:pPr>
-          </w:p>
-        </w:tc>
-        <w:tc>
-          <w:tcPr>
-            <w:tcW w:type="dxa" w:w="8503"/>
+              <w:spacing w:after="130" w:line="20"/>
+            </w:pPr>
+          </w:p>
+        </w:tc>
+        <w:tc>
+          <w:tcPr>
+            <w:tcW w:type="dxa" w:w="7993"/>
             <w:tcBorders>
               <w:top w:val="none" w:color="FFFFFF" w:sz="0"/>
               <w:left w:val="none" w:color="FFFFFF" w:sz="0"/>
@@ -1367,18 +1367,18 @@
       <w:tr>
         <w:tc>
           <w:tcPr>
-            <w:tcW w:type="dxa" w:w="1700"/>
-            <w:tcBorders>
-              <w:top w:val="none" w:color="FFFFFF" w:sz="0"/>
-              <w:left w:val="none" w:color="FFFFFF" w:sz="0"/>
-              <w:bottom w:val="none" w:color="FFFFFF" w:sz="0"/>
-              <w:right w:val="none" w:color="FFFFFF" w:sz="0"/>
-            </w:tcBorders>
-            <w:tcMar>
-              <w:top w:type="dxa" w:w="0"/>
-              <w:left w:type="dxa" w:w="0"/>
-              <w:bottom w:type="dxa" w:w="0"/>
-              <w:right w:type="dxa" w:w="226"/>
+            <w:tcW w:type="dxa" w:w="2211"/>
+            <w:tcBorders>
+              <w:top w:val="none" w:color="FFFFFF" w:sz="0"/>
+              <w:left w:val="none" w:color="FFFFFF" w:sz="0"/>
+              <w:bottom w:val="none" w:color="FFFFFF" w:sz="0"/>
+              <w:right w:val="none" w:color="FFFFFF" w:sz="0"/>
+            </w:tcBorders>
+            <w:tcMar>
+              <w:top w:type="dxa" w:w="0"/>
+              <w:left w:type="dxa" w:w="0"/>
+              <w:bottom w:type="dxa" w:w="0"/>
+              <w:right w:type="dxa" w:w="283"/>
             </w:tcMar>
             <w:vAlign w:val="top"/>
           </w:tcPr>
@@ -1389,7 +1389,7 @@
             <w:r>
               <w:drawing>
                 <wp:inline distT="0" distB="0" distL="0" distR="0">
-                  <wp:extent cx="701989" cy="1525475"/>
+                  <wp:extent cx="1224000" cy="2584427"/>
                   <wp:effectExtent t="0" r="0" b="0" l="0"/>
                   <wp:docPr id="16" name="" descr="" title=""/>
                   <wp:cNvGraphicFramePr>
@@ -1414,7 +1414,7 @@
                         <pic:spPr bwMode="auto">
                           <a:xfrm>
                             <a:off x="0" y="0"/>
-                            <a:ext cx="701989" cy="1525475"/>
+                            <a:ext cx="1224000" cy="2584427"/>
                           </a:xfrm>
                           <a:prstGeom prst="rect">
                             <a:avLst/>
@@ -1430,7 +1430,7 @@
         </w:tc>
         <w:tc>
           <w:tcPr>
-            <w:tcW w:type="dxa" w:w="8503"/>
+            <w:tcW w:type="dxa" w:w="7993"/>
             <w:tcBorders>
               <w:top w:val="none" w:color="FFFFFF" w:sz="0"/>
               <w:left w:val="none" w:color="FFFFFF" w:sz="0"/>
@@ -1443,7 +1443,7 @@
               <w:bottom w:type="dxa" w:w="0"/>
               <w:right w:type="dxa" w:w="0"/>
             </w:tcMar>
-            <w:vAlign w:val="top"/>
+            <w:vAlign w:val="center"/>
           </w:tcPr>
           <w:p>
             <w:pPr>
@@ -1507,7 +1507,7 @@
       <w:tr>
         <w:tc>
           <w:tcPr>
-            <w:tcW w:type="dxa" w:w="1700"/>
+            <w:tcW w:type="dxa" w:w="2211"/>
             <w:tcBorders>
               <w:top w:val="none" w:color="FFFFFF" w:sz="0"/>
               <w:left w:val="none" w:color="FFFFFF" w:sz="0"/>
@@ -1524,13 +1524,13 @@
           </w:tcPr>
           <w:p>
             <w:pPr>
-              <w:spacing w:after="160"/>
-            </w:pPr>
-          </w:p>
-        </w:tc>
-        <w:tc>
-          <w:tcPr>
-            <w:tcW w:type="dxa" w:w="8503"/>
+              <w:spacing w:after="130" w:line="20"/>
+            </w:pPr>
+          </w:p>
+        </w:tc>
+        <w:tc>
+          <w:tcPr>
+            <w:tcW w:type="dxa" w:w="7993"/>
             <w:tcBorders>
               <w:top w:val="none" w:color="FFFFFF" w:sz="0"/>
               <w:left w:val="none" w:color="FFFFFF" w:sz="0"/>
@@ -1555,18 +1555,18 @@
       <w:tr>
         <w:tc>
           <w:tcPr>
-            <w:tcW w:type="dxa" w:w="1700"/>
-            <w:tcBorders>
-              <w:top w:val="none" w:color="FFFFFF" w:sz="0"/>
-              <w:left w:val="none" w:color="FFFFFF" w:sz="0"/>
-              <w:bottom w:val="none" w:color="FFFFFF" w:sz="0"/>
-              <w:right w:val="none" w:color="FFFFFF" w:sz="0"/>
-            </w:tcBorders>
-            <w:tcMar>
-              <w:top w:type="dxa" w:w="0"/>
-              <w:left w:type="dxa" w:w="0"/>
-              <w:bottom w:type="dxa" w:w="0"/>
-              <w:right w:type="dxa" w:w="226"/>
+            <w:tcW w:type="dxa" w:w="2211"/>
+            <w:tcBorders>
+              <w:top w:val="none" w:color="FFFFFF" w:sz="0"/>
+              <w:left w:val="none" w:color="FFFFFF" w:sz="0"/>
+              <w:bottom w:val="none" w:color="FFFFFF" w:sz="0"/>
+              <w:right w:val="none" w:color="FFFFFF" w:sz="0"/>
+            </w:tcBorders>
+            <w:tcMar>
+              <w:top w:type="dxa" w:w="0"/>
+              <w:left w:type="dxa" w:w="0"/>
+              <w:bottom w:type="dxa" w:w="0"/>
+              <w:right w:type="dxa" w:w="283"/>
             </w:tcMar>
             <w:vAlign w:val="top"/>
           </w:tcPr>
@@ -1577,7 +1577,7 @@
             <w:r>
               <w:drawing>
                 <wp:inline distT="0" distB="0" distL="0" distR="0">
-                  <wp:extent cx="701989" cy="1525475"/>
+                  <wp:extent cx="1224000" cy="2584427"/>
                   <wp:effectExtent t="0" r="0" b="0" l="0"/>
                   <wp:docPr id="17" name="" descr="" title=""/>
                   <wp:cNvGraphicFramePr>
@@ -1602,7 +1602,7 @@
                         <pic:spPr bwMode="auto">
                           <a:xfrm>
                             <a:off x="0" y="0"/>
-                            <a:ext cx="701989" cy="1525475"/>
+                            <a:ext cx="1224000" cy="2584427"/>
                           </a:xfrm>
                           <a:prstGeom prst="rect">
                             <a:avLst/>
@@ -1618,7 +1618,7 @@
         </w:tc>
         <w:tc>
           <w:tcPr>
-            <w:tcW w:type="dxa" w:w="8503"/>
+            <w:tcW w:type="dxa" w:w="7993"/>
             <w:tcBorders>
               <w:top w:val="none" w:color="FFFFFF" w:sz="0"/>
               <w:left w:val="none" w:color="FFFFFF" w:sz="0"/>
@@ -1631,7 +1631,7 @@
               <w:bottom w:type="dxa" w:w="0"/>
               <w:right w:type="dxa" w:w="0"/>
             </w:tcMar>
-            <w:vAlign w:val="top"/>
+            <w:vAlign w:val="center"/>
           </w:tcPr>
           <w:p>
             <w:pPr>
@@ -1698,12 +1698,12 @@
         <w:pBdr>
           <w:bottom w:val="single" w:color="E2E5E1" w:sz="4" w:space="4"/>
         </w:pBdr>
-        <w:spacing w:after="120" w:before="240"/>
+        <w:spacing w:after="100" w:before="200" w:line="20"/>
       </w:pPr>
     </w:p>
     <w:tbl>
       <w:tblPr>
-        <w:tblW w:type="dxa" w:w="10203"/>
+        <w:tblW w:type="dxa" w:w="10204"/>
         <w:tblBorders>
           <w:top w:val="none" w:color="FFFFFF" w:sz="0"/>
           <w:left w:val="none" w:color="FFFFFF" w:sz="0"/>
@@ -1714,24 +1714,24 @@
         </w:tblBorders>
       </w:tblPr>
       <w:tblGrid>
-        <w:gridCol w:w="1700"/>
-        <w:gridCol w:w="8503"/>
+        <w:gridCol w:w="1757"/>
+        <w:gridCol w:w="8447"/>
       </w:tblGrid>
       <w:tr>
         <w:tc>
           <w:tcPr>
-            <w:tcW w:type="dxa" w:w="1700"/>
-            <w:tcBorders>
-              <w:top w:val="none" w:color="FFFFFF" w:sz="0"/>
-              <w:left w:val="none" w:color="FFFFFF" w:sz="0"/>
-              <w:bottom w:val="none" w:color="FFFFFF" w:sz="0"/>
-              <w:right w:val="none" w:color="FFFFFF" w:sz="0"/>
-            </w:tcBorders>
-            <w:tcMar>
-              <w:top w:type="dxa" w:w="0"/>
-              <w:left w:type="dxa" w:w="0"/>
-              <w:bottom w:type="dxa" w:w="0"/>
-              <w:right w:type="dxa" w:w="226"/>
+            <w:tcW w:type="dxa" w:w="1757"/>
+            <w:tcBorders>
+              <w:top w:val="none" w:color="FFFFFF" w:sz="0"/>
+              <w:left w:val="none" w:color="FFFFFF" w:sz="0"/>
+              <w:bottom w:val="none" w:color="FFFFFF" w:sz="0"/>
+              <w:right w:val="none" w:color="FFFFFF" w:sz="0"/>
+            </w:tcBorders>
+            <w:tcMar>
+              <w:top w:type="dxa" w:w="0"/>
+              <w:left w:type="dxa" w:w="0"/>
+              <w:bottom w:type="dxa" w:w="0"/>
+              <w:right w:type="dxa" w:w="283"/>
             </w:tcMar>
             <w:vAlign w:val="top"/>
           </w:tcPr>
@@ -1742,7 +1742,7 @@
             <w:r>
               <w:drawing>
                 <wp:inline distT="0" distB="0" distL="0" distR="0">
-                  <wp:extent cx="701989" cy="701989"/>
+                  <wp:extent cx="792000" cy="792000"/>
                   <wp:effectExtent t="0" r="0" b="0" l="0"/>
                   <wp:docPr id="19" name="" descr="" title=""/>
                   <wp:cNvGraphicFramePr>
@@ -1767,7 +1767,7 @@
                         <pic:spPr bwMode="auto">
                           <a:xfrm>
                             <a:off x="0" y="0"/>
-                            <a:ext cx="701989" cy="701989"/>
+                            <a:ext cx="792000" cy="792000"/>
                           </a:xfrm>
                           <a:prstGeom prst="rect">
                             <a:avLst/>
@@ -1783,7 +1783,7 @@
         </w:tc>
         <w:tc>
           <w:tcPr>
-            <w:tcW w:type="dxa" w:w="8503"/>
+            <w:tcW w:type="dxa" w:w="8447"/>
             <w:tcBorders>
               <w:top w:val="none" w:color="FFFFFF" w:sz="0"/>
               <w:left w:val="none" w:color="FFFFFF" w:sz="0"/>
